--- a/admin/Procédure de transmission.docx
+++ b/admin/Procédure de transmission.docx
@@ -98,21 +98,34 @@
         <w:t>Entente de confidentialité</w:t>
       </w:r>
       <w:r>
-        <w:t xml:space="preserve"> : si vous avez une entente de confidentialité à faire signer au préalable, </w:t>
-      </w:r>
-      <w:r>
-        <w:t xml:space="preserve">vous pouvez la transmettre à : </w:t>
-      </w:r>
-      <w:hyperlink r:id="rId9" w:history="1">
-        <w:r>
-          <w:rPr>
-            <w:rStyle w:val="Hyperlink"/>
-          </w:rPr>
-          <w:t>sylvain@securitepublique.ca</w:t>
-        </w:r>
-      </w:hyperlink>
+        <w:t xml:space="preserve"> : </w:t>
+      </w:r>
+      <w:r>
+        <w:rPr>
+          <w:i/>
+          <w:iCs/>
+        </w:rPr>
+        <w:t>Gestion Technologies</w:t>
+      </w:r>
+      <w:r>
+        <w:t xml:space="preserve"> vous recommande toujours de signer une entente de confidentialité avant de transmettre votre base de données. Communiquez avec nous pour obtenir une </w:t>
+      </w:r>
+      <w:r>
+        <w:rPr>
+          <w:u w:val="single"/>
+        </w:rPr>
+        <w:t>entente modèle</w:t>
+      </w:r>
+      <w:r>
+        <w:t>.</w:t>
+      </w:r>
       <w:r>
         <w:br/>
+      </w:r>
+      <w:r>
+        <w:br/>
+      </w:r>
+      <w:r>
         <w:t xml:space="preserve">Même en l’absence d’une telle entente, </w:t>
       </w:r>
       <w:r>
@@ -203,9 +216,9 @@
           <w:noProof/>
         </w:rPr>
         <w:drawing>
-          <wp:inline distT="0" distB="0" distL="0" distR="0" wp14:anchorId="466A8334" wp14:editId="60DD0218">
-            <wp:extent cx="3860800" cy="1281984"/>
-            <wp:effectExtent l="0" t="0" r="0" b="1270"/>
+          <wp:inline distT="0" distB="0" distL="0" distR="0" wp14:anchorId="466A8334" wp14:editId="78DE9AE6">
+            <wp:extent cx="3455233" cy="1147315"/>
+            <wp:effectExtent l="0" t="0" r="0" b="0"/>
             <wp:docPr id="516273057" name="Picture 1" descr="A screenshot of a computer&#10;&#10;AI-generated content may be incorrect."/>
             <wp:cNvGraphicFramePr>
               <a:graphicFrameLocks xmlns:a="http://schemas.openxmlformats.org/drawingml/2006/main" noChangeAspect="1"/>
@@ -218,7 +231,7 @@
                     <pic:cNvPicPr/>
                   </pic:nvPicPr>
                   <pic:blipFill>
-                    <a:blip r:embed="rId10"/>
+                    <a:blip r:embed="rId9"/>
                     <a:stretch>
                       <a:fillRect/>
                     </a:stretch>
@@ -226,7 +239,7 @@
                   <pic:spPr>
                     <a:xfrm>
                       <a:off x="0" y="0"/>
-                      <a:ext cx="3906460" cy="1297146"/>
+                      <a:ext cx="3587427" cy="1191210"/>
                     </a:xfrm>
                     <a:prstGeom prst="rect">
                       <a:avLst/>
@@ -309,7 +322,7 @@
                     <pic:cNvPicPr/>
                   </pic:nvPicPr>
                   <pic:blipFill rotWithShape="1">
-                    <a:blip r:embed="rId11"/>
+                    <a:blip r:embed="rId10"/>
                     <a:srcRect b="27142"/>
                     <a:stretch>
                       <a:fillRect/>
@@ -407,7 +420,7 @@
       <w:r>
         <w:t xml:space="preserve">Aller sur </w:t>
       </w:r>
-      <w:hyperlink r:id="rId12" w:history="1">
+      <w:hyperlink r:id="rId11" w:history="1">
         <w:r>
           <w:rPr>
             <w:rStyle w:val="Hyperlink"/>
@@ -459,7 +472,7 @@
                     <pic:cNvPicPr/>
                   </pic:nvPicPr>
                   <pic:blipFill>
-                    <a:blip r:embed="rId13" cstate="print">
+                    <a:blip r:embed="rId12" cstate="print">
                       <a:extLst>
                         <a:ext uri="{28A0092B-C50C-407E-A947-70E740481C1C}">
                           <a14:useLocalDpi xmlns:a14="http://schemas.microsoft.com/office/drawing/2010/main" val="0"/>
@@ -495,7 +508,7 @@
       <w:r>
         <w:br/>
       </w:r>
-      <w:hyperlink r:id="rId14" w:history="1">
+      <w:hyperlink r:id="rId13" w:history="1">
         <w:r>
           <w:rPr>
             <w:rStyle w:val="Hyperlink"/>
@@ -506,6 +519,27 @@
       <w:r>
         <w:br/>
       </w:r>
+      <w:r>
+        <w:br/>
+        <w:t xml:space="preserve">Si vous représentez plusieurs municipalités, utilisez le code géographique de la municipalité la plus grande du groupe, ou de n’importe quelle municipalité. </w:t>
+      </w:r>
+    </w:p>
+    <w:p>
+      <w:pPr>
+        <w:rPr>
+          <w:rFonts w:eastAsiaTheme="majorEastAsia" w:cstheme="majorBidi"/>
+          <w:b/>
+          <w:bCs/>
+          <w:color w:val="0F4761" w:themeColor="accent1" w:themeShade="BF"/>
+        </w:rPr>
+      </w:pPr>
+      <w:r>
+        <w:rPr>
+          <w:b/>
+          <w:bCs/>
+        </w:rPr>
+        <w:br w:type="page"/>
+      </w:r>
     </w:p>
     <w:p>
       <w:pPr>
@@ -581,7 +615,25 @@
           <w:sz w:val="24"/>
           <w:szCs w:val="24"/>
         </w:rPr>
-        <w:t>Phases d’essais et migration finale</w:t>
+        <w:t>Phases d’essais</w:t>
+      </w:r>
+      <w:r>
+        <w:rPr>
+          <w:b/>
+          <w:bCs/>
+          <w:sz w:val="24"/>
+          <w:szCs w:val="24"/>
+        </w:rPr>
+        <w:t>, export de sûreté,</w:t>
+      </w:r>
+      <w:r>
+        <w:rPr>
+          <w:b/>
+          <w:bCs/>
+          <w:sz w:val="24"/>
+          <w:szCs w:val="24"/>
+        </w:rPr>
+        <w:t xml:space="preserve"> et migration finale</w:t>
       </w:r>
     </w:p>
     <w:p>
@@ -589,7 +641,19 @@
         <w:jc w:val="both"/>
       </w:pPr>
       <w:r>
-        <w:t xml:space="preserve">Les données migrées sont celles présentes dans la copie de sûreté de votre base de données, au moment qu’elle a été générée. Vous voudrez probablement faire traiter votre base de données à quelques reprises : analyse initiale pour soumission, première migration après achat pour valider le contenu migré, et migration finale le jour J de votre bascule vers une autre plateforme. </w:t>
+        <w:t>Les données migrées sont celles présentes dans la copie de sûreté de votre base de données, au moment qu’elle a été générée. Vous voudrez probablement faire traiter votre base de données à quelques reprises : analyse initiale pour soumission</w:t>
+      </w:r>
+      <w:r>
+        <w:t xml:space="preserve"> et essais</w:t>
+      </w:r>
+      <w:r>
+        <w:t xml:space="preserve">, première migration après achat pour </w:t>
+      </w:r>
+      <w:r>
+        <w:t>disposer immédiatement d’une copie de sûreté complète</w:t>
+      </w:r>
+      <w:r>
+        <w:t xml:space="preserve">, et migration finale le jour J de votre bascule vers une autre plateforme. </w:t>
       </w:r>
     </w:p>
     <w:p>
@@ -602,19 +666,7 @@
         <w:jc w:val="both"/>
       </w:pPr>
       <w:r>
-        <w:t>Un total de quatre (4) traitements</w:t>
-      </w:r>
-      <w:r>
-        <w:t xml:space="preserve"> </w:t>
-      </w:r>
-      <w:r>
-        <w:t>du même client</w:t>
-      </w:r>
-      <w:r>
-        <w:t xml:space="preserve"> sont inclus avec les prix fournis. Au-delà de cela, une entente devra être prise au préalable</w:t>
-      </w:r>
-      <w:r>
-        <w:t>, puisque cela génère un surplus de travail à chaque fois.</w:t>
+        <w:t>Pour soumettre une nouvelle copie de votre base de données, utilisez le même formulaire et choisissez l’option 2 ou 3, selon votre situation.</w:t>
       </w:r>
     </w:p>
     <w:p>
@@ -625,25 +677,12 @@
     <w:p>
       <w:pPr>
         <w:jc w:val="both"/>
-      </w:pPr>
-      <w:r>
-        <w:t>Pour soumettre une nouvelle copie de votre base de données, utilisez le même formulaire et choisissez l’option 2 ou 3, selon votre situation.</w:t>
-      </w:r>
-    </w:p>
-    <w:p>
-      <w:pPr>
-        <w:jc w:val="both"/>
-      </w:pPr>
-    </w:p>
-    <w:p>
-      <w:pPr>
-        <w:jc w:val="both"/>
         <w:rPr>
           <w:b/>
           <w:bCs/>
         </w:rPr>
       </w:pPr>
-      <w:hyperlink r:id="rId15" w:history="1">
+      <w:hyperlink r:id="rId14" w:history="1">
         <w:r>
           <w:rPr>
             <w:rStyle w:val="Hyperlink"/>
@@ -660,9 +699,9 @@
       </w:pPr>
     </w:p>
     <w:sectPr>
-      <w:footerReference w:type="default" r:id="rId16"/>
+      <w:footerReference w:type="default" r:id="rId15"/>
       <w:pgSz w:w="12240" w:h="15840"/>
-      <w:pgMar w:top="1440" w:right="1440" w:bottom="1440" w:left="1440" w:header="708" w:footer="708" w:gutter="0"/>
+      <w:pgMar w:top="983" w:right="1440" w:bottom="1440" w:left="1440" w:header="708" w:footer="708" w:gutter="0"/>
       <w:cols w:space="708"/>
       <w:docGrid w:linePitch="360"/>
     </w:sectPr>
@@ -701,9 +740,9 @@
         <w:noProof/>
       </w:rPr>
       <w:drawing>
-        <wp:inline distT="0" distB="0" distL="0" distR="0" wp14:anchorId="5E6400F0" wp14:editId="0D63D2F7">
-          <wp:extent cx="1514007" cy="542925"/>
-          <wp:effectExtent l="0" t="0" r="0" b="0"/>
+        <wp:inline distT="0" distB="0" distL="0" distR="0" wp14:anchorId="5E6400F0" wp14:editId="6B823E66">
+          <wp:extent cx="1281492" cy="459545"/>
+          <wp:effectExtent l="0" t="0" r="1270" b="0"/>
           <wp:docPr id="1953700679" name="Graphic 1"/>
           <wp:cNvGraphicFramePr>
             <a:graphicFrameLocks xmlns:a="http://schemas.openxmlformats.org/drawingml/2006/main" noChangeAspect="1"/>
@@ -731,7 +770,7 @@
                 <pic:spPr bwMode="auto">
                   <a:xfrm>
                     <a:off x="0" y="0"/>
-                    <a:ext cx="1546857" cy="554705"/>
+                    <a:ext cx="1340983" cy="480878"/>
                   </a:xfrm>
                   <a:prstGeom prst="rect">
                     <a:avLst/>
